--- a/word_reports/LP_0104_위치_403_Cheap Trick_At Budokan.docx
+++ b/word_reports/LP_0104_위치_403_Cheap Trick_At Budokan.docx
@@ -4,7 +4,7 @@
   <w:body>
     <w:p>
       <w:pPr>
-        <w:spacing w:after="280"/>
+        <w:spacing w:after="80"/>
       </w:pPr>
       <w:r>
         <w:rPr w:rFonts="맑은 고딕">
@@ -13,94 +13,47 @@
           <w:color w:val="1E3A8A"/>
           <w:sz w:val="30"/>
         </w:rPr>
-        <w:t>[403] Cheap Trick - At Budokan</w:t>
+        <w:t>Cheap Trick (저렴한 트릭) - At Budokan</w:t>
       </w:r>
     </w:p>
     <w:p>
       <w:pPr>
-        <w:spacing w:after="320"/>
+        <w:spacing w:after="240"/>
       </w:pPr>
       <w:r>
         <w:rPr w:rFonts="맑은 고딕">
           <w:rFonts w:ascii="맑은 고딕" w:hAnsi="맑은 고딕" w:eastAsia="맑은 고딕"/>
           <w:b/>
-          <w:sz w:val="20"/>
+          <w:color w:val="4B5563"/>
+          <w:sz w:val="22"/>
         </w:rPr>
-        <w:t>■ 위치 : 403</w:t>
-        <w:br/>
-      </w:r>
-      <w:r>
-        <w:rPr w:rFonts="맑은 고딕">
-          <w:rFonts w:ascii="맑은 고딕" w:hAnsi="맑은 고딕" w:eastAsia="맑은 고딕"/>
-          <w:b/>
-          <w:sz w:val="20"/>
-        </w:rPr>
-        <w:t>■ 아티스트 : Cheap Trick</w:t>
-        <w:br/>
-      </w:r>
-      <w:r>
-        <w:rPr w:rFonts="맑은 고딕">
-          <w:rFonts w:ascii="맑은 고딕" w:hAnsi="맑은 고딕" w:eastAsia="맑은 고딕"/>
-          <w:b/>
-          <w:sz w:val="20"/>
-        </w:rPr>
-        <w:t>■ 앨범명 : At Budokan</w:t>
-        <w:br/>
-      </w:r>
-      <w:r>
-        <w:rPr w:rFonts="맑은 고딕">
-          <w:rFonts w:ascii="맑은 고딕" w:hAnsi="맑은 고딕" w:eastAsia="맑은 고딕"/>
-          <w:b w:val="0"/>
-          <w:sz w:val="20"/>
-        </w:rPr>
-        <w:t>■ 음반 레이블 : Epic Records</w:t>
-        <w:br/>
-      </w:r>
-      <w:r>
-        <w:rPr w:rFonts="맑은 고딕">
-          <w:rFonts w:ascii="맑은 고딕" w:hAnsi="맑은 고딕" w:eastAsia="맑은 고딕"/>
-          <w:b w:val="0"/>
-          <w:sz w:val="20"/>
-        </w:rPr>
-        <w:t>■ 발매년도 : 1978</w:t>
-        <w:br/>
-      </w:r>
-      <w:r>
-        <w:rPr w:rFonts="맑은 고딕">
-          <w:rFonts w:ascii="맑은 고딕" w:hAnsi="맑은 고딕" w:eastAsia="맑은 고딕"/>
-          <w:b w:val="0"/>
-          <w:sz w:val="20"/>
-        </w:rPr>
-        <w:t>■ 장르 : 파워 팝 (Power Pop), 하드 록 (Hard Rock), 아레나 록 (Arena Rock)</w:t>
-        <w:br/>
-      </w:r>
-      <w:r>
-        <w:rPr w:rFonts="맑은 고딕">
-          <w:rFonts w:ascii="맑은 고딕" w:hAnsi="맑은 고딕" w:eastAsia="맑은 고딕"/>
-          <w:b w:val="0"/>
-          <w:sz w:val="20"/>
-        </w:rPr>
-        <w:t>■ 주요 수록곡 : 1. Hello There</w:t>
-        <w:br/>
+        <w:t>위치 :  403</w:t>
       </w:r>
     </w:p>
     <w:p>
       <w:pPr>
-        <w:spacing w:after="160"/>
+        <w:spacing w:line="324" w:lineRule="auto" w:before="80" w:after="160"/>
       </w:pPr>
       <w:r>
         <w:rPr w:rFonts="맑은 고딕">
           <w:rFonts w:ascii="맑은 고딕" w:hAnsi="맑은 고딕" w:eastAsia="맑은 고딕"/>
           <w:b/>
           <w:color w:val="1F2937"/>
-          <w:sz w:val="24"/>
+          <w:sz w:val="22"/>
         </w:rPr>
-        <w:t>■ 음반 해설 및 감상 가이드</w:t>
+        <w:t xml:space="preserve">[음반 소개] </w:t>
+      </w:r>
+      <w:r>
+        <w:rPr w:rFonts="맑은 고딕">
+          <w:rFonts w:ascii="맑은 고딕" w:hAnsi="맑은 고딕" w:eastAsia="맑은 고딕"/>
+          <w:b w:val="0"/>
+          <w:sz w:val="21"/>
+        </w:rPr>
       </w:r>
     </w:p>
     <w:p>
       <w:pPr>
-        <w:spacing w:line="312" w:lineRule="auto" w:after="120"/>
+        <w:spacing w:line="324" w:lineRule="auto" w:after="120"/>
       </w:pPr>
       <w:r>
         <w:rPr w:rFonts="맑은 고딕">
@@ -108,38 +61,516 @@
           <w:b w:val="0"/>
           <w:sz w:val="21"/>
         </w:rPr>
-        <w:t>칩 트릭(Cheap Trick)의 《At Budokan》은 라이브 음반이 한 밴드의 운명을 어떻게 극적으로 바꿀 수 있는지를 증명한 록 음악사의 불멸의 명반입니다. 1978년 4월, 일본 도쿄의 도쿄 무도관(Nippon Budokan)에서 녹음된 이 앨범은 당초 일본 팬 기획용 한정반으로 제작되었습니다. 그러나 당시 일본 내에서 '미국의 비틀즈'로 불릴 만큼 뜨거웠던 이들의 현장 열기가 수입반 형태로 미국에 역유입되며 전례 없는 열풍을 일으켰고, 결국 1979년 세계 전역에 정식 발매되어 칩 트릭을 세계적인 슈퍼스타 반열에 올렸습니다.</w:t>
+        <w:t>도쿄 부도칸을 가득 메운 이국 관객들의 열광적인 환호 속에서 피어난 이 음반은, 파워 팝의 수려한 멜로디와 하드 록의 폭발적인 에너지가 완벽한 일체를 이룬 라이브 음반의 찬연한 금자탑입니다. 무명에 가까웠던 미국의 4인조 밴드가 낯선 극동의 무대 위에서 전설로 비상하는 찰나를 생생히 포착하여, 현장의 숨결과 낭만을 숭고할 만큼 역동적으로 담아내었습니다. 시대를 뛰어넘는 중독성 강한 선율과 거친 기타 디스토션의 배합은 듣는 이로 하여금 청춘의 찬란했던 해방감과 잊을 수 없는 전율을 가슴 깊이 각인시켜 줍니다.</w:t>
       </w:r>
     </w:p>
     <w:p>
       <w:pPr>
-        <w:spacing w:line="312" w:lineRule="auto" w:after="120"/>
+        <w:spacing w:line="324" w:lineRule="auto" w:before="200" w:after="80"/>
       </w:pPr>
+      <w:r>
+        <w:rPr w:rFonts="맑은 고딕">
+          <w:rFonts w:ascii="맑은 고딕" w:hAnsi="맑은 고딕" w:eastAsia="맑은 고딕"/>
+          <w:b/>
+          <w:color w:val="1E3A8A"/>
+          <w:sz w:val="24"/>
+        </w:rPr>
+        <w:t>1. 음반 데이터</w:t>
+      </w:r>
+    </w:p>
+    <w:p>
+      <w:pPr>
+        <w:spacing w:line="324" w:lineRule="auto" w:after="80"/>
+      </w:pPr>
+      <w:r>
+        <w:rPr w:rFonts="맑은 고딕">
+          <w:rFonts w:ascii="맑은 고딕" w:hAnsi="맑은 고딕" w:eastAsia="맑은 고딕"/>
+          <w:b w:val="0"/>
+          <w:color w:val="6B7280"/>
+          <w:sz w:val="21"/>
+        </w:rPr>
+        <w:t xml:space="preserve">· </w:t>
+      </w:r>
+      <w:r>
+        <w:rPr w:rFonts="맑은 고딕">
+          <w:rFonts w:ascii="맑은 고딕" w:hAnsi="맑은 고딕" w:eastAsia="맑은 고딕"/>
+          <w:b/>
+          <w:color w:val="1F2937"/>
+          <w:sz w:val="21"/>
+        </w:rPr>
+        <w:t xml:space="preserve">앨범명: </w:t>
+      </w:r>
       <w:r>
         <w:rPr w:rFonts="맑은 고딕">
           <w:rFonts w:ascii="맑은 고딕" w:hAnsi="맑은 고딕" w:eastAsia="맑은 고딕"/>
           <w:b w:val="0"/>
           <w:sz w:val="21"/>
         </w:rPr>
-        <w:t>음악적으로 이 음반은 하드 록의 폭발적인 에너제틱함과 파워 팝 특유의 명랑하고 캐치한 멜로디 라인이 완벽한 조화를 이룹니다. 미형의 프론트맨인 보컬 로빈 잔더(Robin Zander)와 베이시스트 탐 피터슨(Tom Petersson), 그리고 괴짜 이미지를 고수하는 기막힌 연주자 릭 닐슨(Rick Nielsen)과 번 이 칼로스(Bun E. Carlos)가 자아내는 비주얼적 대조는 무대 위에서 시너지 효과를 극대화합니다. 특히 로빈 잔더의 흔들림 없는 라이브 보컬과 릭 닐슨의 날카롭고 재치 있는 기타 리프는 스튜디오 레코딩을 뛰어넘는 강렬한 생동감을 선사합니다.</w:t>
+        <w:t>At Budokan</w:t>
       </w:r>
     </w:p>
     <w:p>
       <w:pPr>
-        <w:spacing w:line="312" w:lineRule="auto" w:after="120"/>
+        <w:spacing w:line="324" w:lineRule="auto" w:after="80"/>
       </w:pPr>
+      <w:r>
+        <w:rPr w:rFonts="맑은 고딕">
+          <w:rFonts w:ascii="맑은 고딕" w:hAnsi="맑은 고딕" w:eastAsia="맑은 고딕"/>
+          <w:b w:val="0"/>
+          <w:color w:val="6B7280"/>
+          <w:sz w:val="21"/>
+        </w:rPr>
+        <w:t xml:space="preserve">· </w:t>
+      </w:r>
+      <w:r>
+        <w:rPr w:rFonts="맑은 고딕">
+          <w:rFonts w:ascii="맑은 고딕" w:hAnsi="맑은 고딕" w:eastAsia="맑은 고딕"/>
+          <w:b/>
+          <w:color w:val="1F2937"/>
+          <w:sz w:val="21"/>
+        </w:rPr>
+        <w:t xml:space="preserve">아티스트: </w:t>
+      </w:r>
       <w:r>
         <w:rPr w:rFonts="맑은 고딕">
           <w:rFonts w:ascii="맑은 고딕" w:hAnsi="맑은 고딕" w:eastAsia="맑은 고딕"/>
           <w:b w:val="0"/>
           <w:sz w:val="21"/>
         </w:rPr>
-        <w:t>이 음반의 핵심 감상 포인트는 스튜디오 버전에서 평범하게 지나쳤던 곡들이 라이브 현장에서 어떻게 완전히 새로운 생명력을 얻었는가에 있습니다. 불후의 명곡 "I Want You to Want Me"는 원곡보다 경쾌하고 빠른 템포, 그리고 관객들의 열렬한 호응이 더해져 밴드 최고의 히트 싱글로 재탄생했습니다. 또한 록 앤 롤의 고전을 재해석한 "Ain't That a Shame"과 10대 청춘의 찬가인 "Surrender" 역시 관객과의 뜨거운 호흡 속에서 무도관을 가득 채운 관중들의 비명 소리마저 음악의 일부로 흡수하며 록 음악사상 가장 완성도 높은 라이브 연주를 선보입니다.</w:t>
+        <w:t>Cheap Trick (저렴한 트릭)</w:t>
+      </w:r>
+    </w:p>
+    <w:p>
+      <w:pPr>
+        <w:spacing w:line="324" w:lineRule="auto" w:after="80"/>
+      </w:pPr>
+      <w:r>
+        <w:rPr w:rFonts="맑은 고딕">
+          <w:rFonts w:ascii="맑은 고딕" w:hAnsi="맑은 고딕" w:eastAsia="맑은 고딕"/>
+          <w:b w:val="0"/>
+          <w:color w:val="6B7280"/>
+          <w:sz w:val="21"/>
+        </w:rPr>
+        <w:t xml:space="preserve">· </w:t>
+      </w:r>
+      <w:r>
+        <w:rPr w:rFonts="맑은 고딕">
+          <w:rFonts w:ascii="맑은 고딕" w:hAnsi="맑은 고딕" w:eastAsia="맑은 고딕"/>
+          <w:b/>
+          <w:color w:val="1F2937"/>
+          <w:sz w:val="21"/>
+        </w:rPr>
+        <w:t xml:space="preserve">발매 정보: </w:t>
+      </w:r>
+      <w:r>
+        <w:rPr w:rFonts="맑은 고딕">
+          <w:rFonts w:ascii="맑은 고딕" w:hAnsi="맑은 고딕" w:eastAsia="맑은 고딕"/>
+          <w:b w:val="0"/>
+          <w:sz w:val="21"/>
+        </w:rPr>
+        <w:t>1978년 10월 일본 팬들을 위한 기획 라이브반으로 선발매되었다가, 미국 내 폭발적인 역수입 열풍과 평단의 찬사에 힘입어 1979년 2월 에픽 레코드(Epic Records)를 통해 전 세계에 정식 발매된 역사적인 명반입니다.</w:t>
+      </w:r>
+    </w:p>
+    <w:p>
+      <w:pPr>
+        <w:spacing w:line="324" w:lineRule="auto" w:after="80"/>
+      </w:pPr>
+      <w:r>
+        <w:rPr w:rFonts="맑은 고딕">
+          <w:rFonts w:ascii="맑은 고딕" w:hAnsi="맑은 고딕" w:eastAsia="맑은 고딕"/>
+          <w:b w:val="0"/>
+          <w:color w:val="6B7280"/>
+          <w:sz w:val="21"/>
+        </w:rPr>
+        <w:t xml:space="preserve">· </w:t>
+      </w:r>
+      <w:r>
+        <w:rPr w:rFonts="맑은 고딕">
+          <w:rFonts w:ascii="맑은 고딕" w:hAnsi="맑은 고딕" w:eastAsia="맑은 고딕"/>
+          <w:b/>
+          <w:color w:val="1F2937"/>
+          <w:sz w:val="21"/>
+        </w:rPr>
+        <w:t xml:space="preserve">LP 인기도(판매량): </w:t>
+      </w:r>
+      <w:r>
+        <w:rPr w:rFonts="맑은 고딕">
+          <w:rFonts w:ascii="맑은 고딕" w:hAnsi="맑은 고딕" w:eastAsia="맑은 고딕"/>
+          <w:b w:val="0"/>
+          <w:sz w:val="21"/>
+        </w:rPr>
+        <w:t>미국 빌보드 200 앨범 차트 4위에 오르며 300만 장 이상의 판매고로 트리플 플래티넘(3x Platinum)을 기록하였고, 밴드를 단숨에 세계적인 슈퍼스타의 반열에 올려놓은 상업적 대성공작입니다.</w:t>
+      </w:r>
+    </w:p>
+    <w:p>
+      <w:pPr>
+        <w:spacing w:line="324" w:lineRule="auto" w:after="80"/>
+      </w:pPr>
+      <w:r>
+        <w:rPr w:rFonts="맑은 고딕">
+          <w:rFonts w:ascii="맑은 고딕" w:hAnsi="맑은 고딕" w:eastAsia="맑은 고딕"/>
+          <w:b w:val="0"/>
+          <w:color w:val="6B7280"/>
+          <w:sz w:val="21"/>
+        </w:rPr>
+        <w:t xml:space="preserve">· </w:t>
+      </w:r>
+      <w:r>
+        <w:rPr w:rFonts="맑은 고딕">
+          <w:rFonts w:ascii="맑은 고딕" w:hAnsi="맑은 고딕" w:eastAsia="맑은 고딕"/>
+          <w:b/>
+          <w:color w:val="1F2937"/>
+          <w:sz w:val="21"/>
+        </w:rPr>
+        <w:t xml:space="preserve">각종 수상경력: </w:t>
+      </w:r>
+      <w:r>
+        <w:rPr w:rFonts="맑은 고딕">
+          <w:rFonts w:ascii="맑은 고딕" w:hAnsi="맑은 고딕" w:eastAsia="맑은 고딕"/>
+          <w:b w:val="0"/>
+          <w:sz w:val="21"/>
+        </w:rPr>
+        <w:t>롤링 스톤(Rolling Stone)지 선정 '역사상 가장 위대한 앨범 500선'에 이름을 올렸으며, 수많은 음악 평론 매체에서 '록 역사상 최고의 라이브 앨범' 중 하나로 공인받았고, 2016년 밴드가 로큰롤 명예의 전당(Rock and Roll Hall of Fame)에 헌액되는 결정적 계기가 되었습니다.</w:t>
+      </w:r>
+    </w:p>
+    <w:p>
+      <w:pPr>
+        <w:spacing w:line="324" w:lineRule="auto" w:before="200" w:after="80"/>
+      </w:pPr>
+      <w:r>
+        <w:rPr w:rFonts="맑은 고딕">
+          <w:rFonts w:ascii="맑은 고딕" w:hAnsi="맑은 고딕" w:eastAsia="맑은 고딕"/>
+          <w:b/>
+          <w:color w:val="1E3A8A"/>
+          <w:sz w:val="24"/>
+        </w:rPr>
+        <w:t>2. 아티스트 정보</w:t>
+      </w:r>
+    </w:p>
+    <w:p>
+      <w:pPr>
+        <w:spacing w:line="324" w:lineRule="auto" w:after="80"/>
+      </w:pPr>
+      <w:r>
+        <w:rPr w:rFonts="맑은 고딕">
+          <w:rFonts w:ascii="맑은 고딕" w:hAnsi="맑은 고딕" w:eastAsia="맑은 고딕"/>
+          <w:b w:val="0"/>
+          <w:color w:val="6B7280"/>
+          <w:sz w:val="21"/>
+        </w:rPr>
+        <w:t xml:space="preserve">· </w:t>
+      </w:r>
+      <w:r>
+        <w:rPr w:rFonts="맑은 고딕">
+          <w:rFonts w:ascii="맑은 고딕" w:hAnsi="맑은 고딕" w:eastAsia="맑은 고딕"/>
+          <w:b/>
+          <w:color w:val="1F2937"/>
+          <w:sz w:val="21"/>
+        </w:rPr>
+        <w:t xml:space="preserve">국적: </w:t>
+      </w:r>
+      <w:r>
+        <w:rPr w:rFonts="맑은 고딕">
+          <w:rFonts w:ascii="맑은 고딕" w:hAnsi="맑은 고딕" w:eastAsia="맑은 고딕"/>
+          <w:b w:val="0"/>
+          <w:sz w:val="21"/>
+        </w:rPr>
+        <w:t>미국</w:t>
+      </w:r>
+    </w:p>
+    <w:p>
+      <w:pPr>
+        <w:spacing w:line="324" w:lineRule="auto" w:after="80"/>
+      </w:pPr>
+      <w:r>
+        <w:rPr w:rFonts="맑은 고딕">
+          <w:rFonts w:ascii="맑은 고딕" w:hAnsi="맑은 고딕" w:eastAsia="맑은 고딕"/>
+          <w:b w:val="0"/>
+          <w:color w:val="6B7280"/>
+          <w:sz w:val="21"/>
+        </w:rPr>
+        <w:t xml:space="preserve">· </w:t>
+      </w:r>
+      <w:r>
+        <w:rPr w:rFonts="맑은 고딕">
+          <w:rFonts w:ascii="맑은 고딕" w:hAnsi="맑은 고딕" w:eastAsia="맑은 고딕"/>
+          <w:b/>
+          <w:color w:val="1F2937"/>
+          <w:sz w:val="21"/>
+        </w:rPr>
+        <w:t xml:space="preserve">생몰년도: </w:t>
+      </w:r>
+      <w:r>
+        <w:rPr w:rFonts="맑은 고딕">
+          <w:rFonts w:ascii="맑은 고딕" w:hAnsi="맑은 고딕" w:eastAsia="맑은 고딕"/>
+          <w:b w:val="0"/>
+          <w:sz w:val="21"/>
+        </w:rPr>
+        <w:t>1973년 결성</w:t>
+      </w:r>
+    </w:p>
+    <w:p>
+      <w:pPr>
+        <w:spacing w:line="324" w:lineRule="auto" w:after="80"/>
+      </w:pPr>
+      <w:r>
+        <w:rPr w:rFonts="맑은 고딕">
+          <w:rFonts w:ascii="맑은 고딕" w:hAnsi="맑은 고딕" w:eastAsia="맑은 고딕"/>
+          <w:b w:val="0"/>
+          <w:color w:val="6B7280"/>
+          <w:sz w:val="21"/>
+        </w:rPr>
+        <w:t xml:space="preserve">· </w:t>
+      </w:r>
+      <w:r>
+        <w:rPr w:rFonts="맑은 고딕">
+          <w:rFonts w:ascii="맑은 고딕" w:hAnsi="맑은 고딕" w:eastAsia="맑은 고딕"/>
+          <w:b/>
+          <w:color w:val="1F2937"/>
+          <w:sz w:val="21"/>
+        </w:rPr>
+        <w:t xml:space="preserve">그룹 소속: </w:t>
+      </w:r>
+      <w:r>
+        <w:rPr w:rFonts="맑은 고딕">
+          <w:rFonts w:ascii="맑은 고딕" w:hAnsi="맑은 고딕" w:eastAsia="맑은 고딕"/>
+          <w:b w:val="0"/>
+          <w:sz w:val="21"/>
+        </w:rPr>
+        <w:t>4인조 록 그룹</w:t>
+      </w:r>
+    </w:p>
+    <w:p>
+      <w:pPr>
+        <w:spacing w:line="324" w:lineRule="auto" w:after="80"/>
+      </w:pPr>
+      <w:r>
+        <w:rPr w:rFonts="맑은 고딕">
+          <w:rFonts w:ascii="맑은 고딕" w:hAnsi="맑은 고딕" w:eastAsia="맑은 고딕"/>
+          <w:b w:val="0"/>
+          <w:color w:val="6B7280"/>
+          <w:sz w:val="21"/>
+        </w:rPr>
+        <w:t xml:space="preserve">· </w:t>
+      </w:r>
+      <w:r>
+        <w:rPr w:rFonts="맑은 고딕">
+          <w:rFonts w:ascii="맑은 고딕" w:hAnsi="맑은 고딕" w:eastAsia="맑은 고딕"/>
+          <w:b/>
+          <w:color w:val="1F2937"/>
+          <w:sz w:val="21"/>
+        </w:rPr>
+        <w:t xml:space="preserve">아티스트 소개: </w:t>
+      </w:r>
+      <w:r>
+        <w:rPr w:rFonts="맑은 고딕">
+          <w:rFonts w:ascii="맑은 고딕" w:hAnsi="맑은 고딕" w:eastAsia="맑은 고딕"/>
+          <w:b w:val="0"/>
+          <w:sz w:val="21"/>
+        </w:rPr>
+        <w:t>로빈 잰더의 유려한 미성과 릭 닐슨의 기상천외한 기타 테크닉, 그리고 탄탄한 리듬 섹션이 결합하여 독보적인 음악 세계를 구축한 밴드입니다. 비틀즈 특유의 브리티시 팝 선율 감각에 거침없는 아메리칸 하드 록의 질주감을 결합하여 1970년대 후반 '파워 팝(Power Pop)'의 전형을 완성한 팝/록 역사의 선구자적 거장입니다.</w:t>
+      </w:r>
+    </w:p>
+    <w:p>
+      <w:pPr>
+        <w:spacing w:line="324" w:lineRule="auto" w:before="200" w:after="80"/>
+      </w:pPr>
+      <w:r>
+        <w:rPr w:rFonts="맑은 고딕">
+          <w:rFonts w:ascii="맑은 고딕" w:hAnsi="맑은 고딕" w:eastAsia="맑은 고딕"/>
+          <w:b/>
+          <w:color w:val="1E3A8A"/>
+          <w:sz w:val="24"/>
+        </w:rPr>
+        <w:t>3. 음반 상세 분석</w:t>
+      </w:r>
+    </w:p>
+    <w:p>
+      <w:pPr>
+        <w:spacing w:line="324" w:lineRule="auto" w:after="80"/>
+      </w:pPr>
+      <w:r>
+        <w:rPr w:rFonts="맑은 고딕">
+          <w:rFonts w:ascii="맑은 고딕" w:hAnsi="맑은 고딕" w:eastAsia="맑은 고딕"/>
+          <w:b w:val="0"/>
+          <w:color w:val="6B7280"/>
+          <w:sz w:val="21"/>
+        </w:rPr>
+        <w:t xml:space="preserve">· </w:t>
+      </w:r>
+      <w:r>
+        <w:rPr w:rFonts="맑은 고딕">
+          <w:rFonts w:ascii="맑은 고딕" w:hAnsi="맑은 고딕" w:eastAsia="맑은 고딕"/>
+          <w:b/>
+          <w:color w:val="1F2937"/>
+          <w:sz w:val="21"/>
+        </w:rPr>
+        <w:t xml:space="preserve">역사적 위치: </w:t>
+      </w:r>
+      <w:r>
+        <w:rPr w:rFonts="맑은 고딕">
+          <w:rFonts w:ascii="맑은 고딕" w:hAnsi="맑은 고딕" w:eastAsia="맑은 고딕"/>
+          <w:b w:val="0"/>
+          <w:sz w:val="21"/>
+        </w:rPr>
+        <w:t>단순한 공연 실황 기록물을 넘어 스튜디오 음반의 완성도를 뛰어넘는 현장성과 예술적 파급력을 증명한 팝/록 음악사의 거대한 분수령입니다. 파워 팝과 글램 록, 하드 록의 정수를 절묘하게 포섭한 편곡과 연주력은 90년대 얼터너티브 록과 펑크 록 부흥에 결정적인 교과서 역할을 수행하였습니다.</w:t>
+      </w:r>
+    </w:p>
+    <w:p>
+      <w:pPr>
+        <w:spacing w:line="324" w:lineRule="auto" w:after="80"/>
+      </w:pPr>
+      <w:r>
+        <w:rPr w:rFonts="맑은 고딕">
+          <w:rFonts w:ascii="맑은 고딕" w:hAnsi="맑은 고딕" w:eastAsia="맑은 고딕"/>
+          <w:b w:val="0"/>
+          <w:color w:val="6B7280"/>
+          <w:sz w:val="21"/>
+        </w:rPr>
+        <w:t xml:space="preserve">· </w:t>
+      </w:r>
+      <w:r>
+        <w:rPr w:rFonts="맑은 고딕">
+          <w:rFonts w:ascii="맑은 고딕" w:hAnsi="맑은 고딕" w:eastAsia="맑은 고딕"/>
+          <w:b/>
+          <w:color w:val="1F2937"/>
+          <w:sz w:val="21"/>
+        </w:rPr>
+        <w:t xml:space="preserve">시대의 흔적(스토리텔링): </w:t>
+      </w:r>
+      <w:r>
+        <w:rPr w:rFonts="맑은 고딕">
+          <w:rFonts w:ascii="맑은 고딕" w:hAnsi="맑은 고딕" w:eastAsia="맑은 고딕"/>
+          <w:b w:val="0"/>
+          <w:sz w:val="21"/>
+        </w:rPr>
+        <w:t>1978년 4월, 도쿄 부도칸을 채운 1만여 명 소년 소녀들의 날카로운 환호성은 1960년대 '비틀마니아(Beatlemania)'의 재림이라 불릴 만큼 거대한 문화적 충격이었습니다. 언어와 국경의 장벽을 뛰어넘어 오직 음악이라는 순수한 열정으로 교감했던 1970년대 청춘들의 서정적 열기와 낭만적인 공기가 바이닐의 소리 골마다 아련히 박제되어 있습니다.</w:t>
+      </w:r>
+    </w:p>
+    <w:p>
+      <w:pPr>
+        <w:spacing w:line="324" w:lineRule="auto" w:before="200" w:after="80"/>
+      </w:pPr>
+      <w:r>
+        <w:rPr w:rFonts="맑은 고딕">
+          <w:rFonts w:ascii="맑은 고딕" w:hAnsi="맑은 고딕" w:eastAsia="맑은 고딕"/>
+          <w:b/>
+          <w:color w:val="1E3A8A"/>
+          <w:sz w:val="24"/>
+        </w:rPr>
+        <w:t>4. 주요 수록곡 및 감상 제언</w:t>
+      </w:r>
+    </w:p>
+    <w:p>
+      <w:pPr>
+        <w:spacing w:line="324" w:lineRule="auto" w:after="80"/>
+      </w:pPr>
+      <w:r>
+        <w:rPr w:rFonts="맑은 고딕">
+          <w:rFonts w:ascii="맑은 고딕" w:hAnsi="맑은 고딕" w:eastAsia="맑은 고딕"/>
+          <w:b w:val="0"/>
+          <w:color w:val="6B7280"/>
+          <w:sz w:val="21"/>
+        </w:rPr>
+        <w:t xml:space="preserve">· </w:t>
+      </w:r>
+      <w:r>
+        <w:rPr w:rFonts="맑은 고딕">
+          <w:rFonts w:ascii="맑은 고딕" w:hAnsi="맑은 고딕" w:eastAsia="맑은 고딕"/>
+          <w:b/>
+          <w:color w:val="1F2937"/>
+          <w:sz w:val="21"/>
+        </w:rPr>
+        <w:t xml:space="preserve">주요 수록곡 특징: </w:t>
+      </w:r>
+      <w:r>
+        <w:rPr w:rFonts="맑은 고딕">
+          <w:rFonts w:ascii="맑은 고딕" w:hAnsi="맑은 고딕" w:eastAsia="맑은 고딕"/>
+          <w:b w:val="0"/>
+          <w:sz w:val="21"/>
+        </w:rPr>
+        <w:t>스튜디오 버전을 무색하게 만드는 애수 어린 선율과 폭발적 훅(Hook)으로 빌보드 톱 10에 오른 "I Want You to Want Me", 반항적이면서도 유쾌한 청춘의 찬가인 "Surrender", 팻츠 도미노의 고전을 거친 하드 록으로 재해석하여 오프닝을 압도하는 "Ain't That a Shame" 등은 멜로디의 우아함과 라이브 특유의 원초적 활력을 동시에 선사합니다.</w:t>
+      </w:r>
+    </w:p>
+    <w:p>
+      <w:pPr>
+        <w:spacing w:line="324" w:lineRule="auto" w:after="80"/>
+      </w:pPr>
+      <w:r>
+        <w:rPr w:rFonts="맑은 고딕">
+          <w:rFonts w:ascii="맑은 고딕" w:hAnsi="맑은 고딕" w:eastAsia="맑은 고딕"/>
+          <w:b w:val="0"/>
+          <w:color w:val="6B7280"/>
+          <w:sz w:val="21"/>
+        </w:rPr>
+        <w:t xml:space="preserve">· </w:t>
+      </w:r>
+      <w:r>
+        <w:rPr w:rFonts="맑은 고딕">
+          <w:rFonts w:ascii="맑은 고딕" w:hAnsi="맑은 고딕" w:eastAsia="맑은 고딕"/>
+          <w:b/>
+          <w:color w:val="1F2937"/>
+          <w:sz w:val="21"/>
+        </w:rPr>
+        <w:t xml:space="preserve">빈티지 감상 제언: </w:t>
+      </w:r>
+      <w:r>
+        <w:rPr w:rFonts="맑은 고딕">
+          <w:rFonts w:ascii="맑은 고딕" w:hAnsi="맑은 고딕" w:eastAsia="맑은 고딕"/>
+          <w:b w:val="0"/>
+          <w:sz w:val="21"/>
+        </w:rPr>
+        <w:t>바늘이 플라스틱 그루브에 닿을 때 피어오르는 도쿄 현장의 함성과 진공관 앰프를 통해 배가되는 날렵한 기타 앰프의 크런치 톤은 아날로그 특유의 따뜻하고도 입체적인 무대감을 재현합니다. 묵직한 턴테이블 플래터 위에서 증폭되는 풍성한 중음역대와 단단한 베이스 울림에 귀를 기울이며, 마치 1978년 부도칸 관람석 한가운데 서 있는 듯한 현장감에 젖어보시길 권합니다.</w:t>
+      </w:r>
+    </w:p>
+    <w:p>
+      <w:pPr>
+        <w:spacing w:line="324" w:lineRule="auto" w:after="80"/>
+      </w:pPr>
+      <w:r>
+        <w:rPr w:rFonts="맑은 고딕">
+          <w:rFonts w:ascii="맑은 고딕" w:hAnsi="맑은 고딕" w:eastAsia="맑은 고딕"/>
+          <w:b w:val="0"/>
+          <w:color w:val="6B7280"/>
+          <w:sz w:val="21"/>
+        </w:rPr>
+        <w:t xml:space="preserve">· </w:t>
+      </w:r>
+      <w:r>
+        <w:rPr w:rFonts="맑은 고딕">
+          <w:rFonts w:ascii="맑은 고딕" w:hAnsi="맑은 고딕" w:eastAsia="맑은 고딕"/>
+          <w:b/>
+          <w:color w:val="1F2937"/>
+          <w:sz w:val="21"/>
+        </w:rPr>
+        <w:t xml:space="preserve">소장 가치: </w:t>
+      </w:r>
+      <w:r>
+        <w:rPr w:rFonts="맑은 고딕">
+          <w:rFonts w:ascii="맑은 고딕" w:hAnsi="맑은 고딕" w:eastAsia="맑은 고딕"/>
+          <w:b w:val="0"/>
+          <w:sz w:val="21"/>
+        </w:rPr>
+        <w:t>라이브 실황 앨범이 가질 수 있는 최상의 마법과 아날로그 미디어의 따뜻한 온기가 고스란히 담겨 있어, 록 컬렉터라면 결코 지나칠 수 없는 필청 음반입니다. 시대의 열풍을 실물로 간직할 수 있는 시각적·청각적 가치를 지닌 역사적 유산으로서 영구 소장의 품격을 지닙니다.</w:t>
+      </w:r>
+    </w:p>
+    <w:p>
+      <w:pPr>
+        <w:spacing w:line="324" w:lineRule="auto" w:after="120" w:before="160"/>
+      </w:pPr>
+      <w:r>
+        <w:rPr w:rFonts="맑은 고딕">
+          <w:rFonts w:ascii="맑은 고딕" w:hAnsi="맑은 고딕" w:eastAsia="맑은 고딕"/>
+          <w:b/>
+          <w:color w:val="4338CA"/>
+          <w:sz w:val="21"/>
+        </w:rPr>
+        <w:t>이 음반을 통해 도쿄 부도칸의 뜨거운 공기와 청춘의 낭만이 시간을 건너 아날로그 선율로 전해주는 감동을 다시 한번 경험해 보시는 것은 어떨까요?</w:t>
       </w:r>
     </w:p>
     <w:sectPr>
       <w:pgSz w:w="12240" w:h="15840"/>
-      <w:pgMar w:top="1440" w:right="1440" w:bottom="1440" w:left="1440" w:header="720" w:footer="720" w:gutter="0"/>
+      <w:pgMar w:top="1152" w:right="1296" w:bottom="1152" w:left="1296" w:header="720" w:footer="720" w:gutter="0"/>
       <w:cols w:space="720"/>
       <w:docGrid w:linePitch="360"/>
     </w:sectPr>

--- a/word_reports/LP_0104_위치_403_Cheap Trick_At Budokan.docx
+++ b/word_reports/LP_0104_위치_403_Cheap Trick_At Budokan.docx
@@ -32,7 +32,7 @@
     </w:p>
     <w:p>
       <w:pPr>
-        <w:spacing w:line="324" w:lineRule="auto" w:before="80" w:after="160"/>
+        <w:spacing w:line="324" w:lineRule="auto" w:before="80" w:after="120"/>
       </w:pPr>
       <w:r>
         <w:rPr w:rFonts="맑은 고딕">
@@ -42,13 +42,6 @@
           <w:sz w:val="22"/>
         </w:rPr>
         <w:t xml:space="preserve">[음반 소개] </w:t>
-      </w:r>
-      <w:r>
-        <w:rPr w:rFonts="맑은 고딕">
-          <w:rFonts w:ascii="맑은 고딕" w:hAnsi="맑은 고딕" w:eastAsia="맑은 고딕"/>
-          <w:b w:val="0"/>
-          <w:sz w:val="21"/>
-        </w:rPr>
       </w:r>
     </w:p>
     <w:p>
@@ -61,7 +54,33 @@
           <w:b w:val="0"/>
           <w:sz w:val="21"/>
         </w:rPr>
-        <w:t>도쿄 부도칸을 가득 메운 이국 관객들의 열광적인 환호 속에서 피어난 이 음반은, 파워 팝의 수려한 멜로디와 하드 록의 폭발적인 에너지가 완벽한 일체를 이룬 라이브 음반의 찬연한 금자탑입니다. 무명에 가까웠던 미국의 4인조 밴드가 낯선 극동의 무대 위에서 전설로 비상하는 찰나를 생생히 포착하여, 현장의 숨결과 낭만을 숭고할 만큼 역동적으로 담아내었습니다. 시대를 뛰어넘는 중독성 강한 선율과 거친 기타 디스토션의 배합은 듣는 이로 하여금 청춘의 찬란했던 해방감과 잊을 수 없는 전율을 가슴 깊이 각인시켜 줍니다.</w:t>
+        <w:t>록 음악의 유구한 역사 속에서 무대 위의 현장감과 관객의 열기가 화학적으로 결합하여 하나의 거대한 신화를 창조해 내는 순간은 극히 드뭅니다. 1978년 4월, 도쿄의 상징적인 무대 일본 부도칸(武道館)에서 펼쳐진 칩 트릭(Cheap Trick)의 공연 실황을 담은 본작 《At Budokan》은 바로 그 희귀한 기적이 음악이라는 물질로 치환된 찬란한 결정체입니다. 고향 미국에서는 재기발랄한 파워 팝 밴드로 주목받는 데 그쳤던 이들이, 바다 건너 열도의 뜨거운 청춘들과 조우하며 빚어낸 이 음반은 단순한 라이브 실황을 넘어 언어와 국경을 초월한 록 스피릿의 찬란한 개화(開花)를 증명해 냈습니다.</w:t>
+      </w:r>
+    </w:p>
+    <w:p>
+      <w:pPr>
+        <w:spacing w:line="324" w:lineRule="auto" w:after="120"/>
+      </w:pPr>
+      <w:r>
+        <w:rPr w:rFonts="맑은 고딕">
+          <w:rFonts w:ascii="맑은 고딕" w:hAnsi="맑은 고딕" w:eastAsia="맑은 고딕"/>
+          <w:b w:val="0"/>
+          <w:sz w:val="21"/>
+        </w:rPr>
+        <w:t>원래는 일본 팬들의 헌신적인 사랑에 보답하고자 오직 일본 내수용 한정판으로 기획되었던 이 음반은, 수입반을 통해 미국 본토로 역류하며 대중음악사에 유례없는 역주행 신드롬을 촉발했습니다. 날것 그대로의 파열음과 세련된 팝 멜로디의 교차, 그리고 비틀스를 연상시키는 관객들의 광적인 환호성은 이 음반을 살아 숨 쉬는 하나의 유기체로 변모시켰습니다. 칩 트릭은 비주얼적으로는 미소년과 괴짜라는 극단적인 대비를 취하면서도, 음악적으로는 더할 나위 없이 단단하고 정교한 하모니를 구축하여 당대 록 음악이 지향해야 할 새로운 형태의 미학을 완성하였습니다.</w:t>
+      </w:r>
+    </w:p>
+    <w:p>
+      <w:pPr>
+        <w:spacing w:line="324" w:lineRule="auto" w:after="120"/>
+      </w:pPr>
+      <w:r>
+        <w:rPr w:rFonts="맑은 고딕">
+          <w:rFonts w:ascii="맑은 고딕" w:hAnsi="맑은 고딕" w:eastAsia="맑은 고딕"/>
+          <w:b w:val="0"/>
+          <w:sz w:val="21"/>
+        </w:rPr>
+        <w:t>수십 년의 세월이 흐른 오늘날에도 바늘 끝이 회전하는 바이닐 홈을 타고 흐르는 순간, 부도칸을 가득 메웠던 수만 명의 함성과 릭 닐슨의 맹렬한 기타 리프는 청자의 방 안을 1978년의 눈부신 봄밤으로 단숨에 되돌려 놓습니다. 억압된 일상을 탈피하고자 했던 1970년대 후반 청춘들의 순수한 열망과 밴드의 폭발적인 에너지가 서정적인 선율 속에 녹아들어, 시간을 이겨내는 영원한 낭만과 전율을 선사합니다. 이 음반은 록 앤 롤이라는 예술이 사람의 심장을 어떻게 고동치게 만드는지를 가장 정직하고 우아한 방식으로 웅변하고 있습니다.</w:t>
       </w:r>
     </w:p>
     <w:p>
@@ -168,7 +187,7 @@
           <w:b w:val="0"/>
           <w:sz w:val="21"/>
         </w:rPr>
-        <w:t>1978년 10월 일본 팬들을 위한 기획 라이브반으로 선발매되었다가, 미국 내 폭발적인 역수입 열풍과 평단의 찬사에 힘입어 1979년 2월 에픽 레코드(Epic Records)를 통해 전 세계에 정식 발매된 역사적인 명반입니다.</w:t>
+        <w:t>1978년 10월 에픽 레코드(Epic Records)를 통해 일본 독점 라이브 앨범으로 최초 발매된 후, 미국 내 폭발적인 수입 수요에 힘입어 1979년 2월 북미 및 전 세계 시장에 공식 라이선스로 발매되었습니다.</w:t>
       </w:r>
     </w:p>
     <w:p>
@@ -199,7 +218,7 @@
           <w:b w:val="0"/>
           <w:sz w:val="21"/>
         </w:rPr>
-        <w:t>미국 빌보드 200 앨범 차트 4위에 오르며 300만 장 이상의 판매고로 트리플 플래티넘(3x Platinum)을 기록하였고, 밴드를 단숨에 세계적인 슈퍼스타의 반열에 올려놓은 상업적 대성공작입니다.</w:t>
+        <w:t>미국 빌보드 200 차트 4위까지 오르는 기염을 토했으며, 미국 음반 산업 협회(RIAA)로부터 트리플 플래티넘(300만 장 이상 판매) 인증을 획득하며 밴드 역사상 가장 눈부신 상업적 성공을 기록했습니다.</w:t>
       </w:r>
     </w:p>
     <w:p>
@@ -230,7 +249,7 @@
           <w:b w:val="0"/>
           <w:sz w:val="21"/>
         </w:rPr>
-        <w:t>롤링 스톤(Rolling Stone)지 선정 '역사상 가장 위대한 앨범 500선'에 이름을 올렸으며, 수많은 음악 평론 매체에서 '록 역사상 최고의 라이브 앨범' 중 하나로 공인받았고, 2016년 밴드가 로큰롤 명예의 전당(Rock and Roll Hall of Fame)에 헌액되는 결정적 계기가 되었습니다.</w:t>
+        <w:t>롤링 스톤 선정 '역대 최고의 라이브 앨범' 상위권에 꾸준히 랭크되었으며, 2016년 칩 트릭이 '로큰롤 명예의 전당(Rock and Roll Hall of Fame)'에 헌액되는 데 결정적인 기여를 한 기념비적 명반으로 평가받고 있습니다.</w:t>
       </w:r>
     </w:p>
     <w:p>
@@ -275,7 +294,7 @@
           <w:b w:val="0"/>
           <w:sz w:val="21"/>
         </w:rPr>
-        <w:t>미국</w:t>
+        <w:t>미국 (일리노이주 록퍼드 출신)</w:t>
       </w:r>
     </w:p>
     <w:p>
@@ -306,7 +325,7 @@
           <w:b w:val="0"/>
           <w:sz w:val="21"/>
         </w:rPr>
-        <w:t>1973년 결성</w:t>
+        <w:t>1973년 결성 ~ 현재 활동 중</w:t>
       </w:r>
     </w:p>
     <w:p>
@@ -337,7 +356,7 @@
           <w:b w:val="0"/>
           <w:sz w:val="21"/>
         </w:rPr>
-        <w:t>4인조 록 그룹</w:t>
+        <w:t>4인조 록 밴드 (로빈 잰더, 릭 닐슨, 톰 피터슨, 번 카를로스)</w:t>
       </w:r>
     </w:p>
     <w:p>
@@ -368,7 +387,7 @@
           <w:b w:val="0"/>
           <w:sz w:val="21"/>
         </w:rPr>
-        <w:t>로빈 잰더의 유려한 미성과 릭 닐슨의 기상천외한 기타 테크닉, 그리고 탄탄한 리듬 섹션이 결합하여 독보적인 음악 세계를 구축한 밴드입니다. 비틀즈 특유의 브리티시 팝 선율 감각에 거침없는 아메리칸 하드 록의 질주감을 결합하여 1970년대 후반 '파워 팝(Power Pop)'의 전형을 완성한 팝/록 역사의 선구자적 거장입니다.</w:t>
+        <w:t>비틀스의 감미로운 멜로디 감각과 하드 록의 강력한 파워를 완벽하게 융합하여 '파워 팝(Power Pop)'이라는 장르의 기틀을 확립한 전설적인 밴드입니다. 만화경 같은 위트와 출중한 연주력을 겸비하여 너바나, 스매싱 펌킨스 등 1990년대 얼터너티브 록 거장들에게 막대한 예술적 영감을 제공한 팝 역사상 가장 독창적인 록 그룹 중 하나입니다.</w:t>
       </w:r>
     </w:p>
     <w:p>
@@ -413,7 +432,7 @@
           <w:b w:val="0"/>
           <w:sz w:val="21"/>
         </w:rPr>
-        <w:t>단순한 공연 실황 기록물을 넘어 스튜디오 음반의 완성도를 뛰어넘는 현장성과 예술적 파급력을 증명한 팝/록 음악사의 거대한 분수령입니다. 파워 팝과 글램 록, 하드 록의 정수를 절묘하게 포섭한 편곡과 연주력은 90년대 얼터너티브 록과 펑크 록 부흥에 결정적인 교과서 역할을 수행하였습니다.</w:t>
+        <w:t>피터 프램튼의 《Frampton Comes Alive!》와 더불어 스튜디오 앨범을 능가하는 대중적·예술적 성취를 거둔 팝 역사상 최고의 라이브 앨범 중 하나로 꼽힙니다. 거친 펑크와 정교한 아레나 록의 교량 역할을 하며, 1970년대 후반 침체되어 가던 주류 록 씬에 파워 팝의 전성기를 활짝 열어젖힌 이정표적인 작품입니다.</w:t>
       </w:r>
     </w:p>
     <w:p>
@@ -444,7 +463,7 @@
           <w:b w:val="0"/>
           <w:sz w:val="21"/>
         </w:rPr>
-        <w:t>1978년 4월, 도쿄 부도칸을 채운 1만여 명 소년 소녀들의 날카로운 환호성은 1960년대 '비틀마니아(Beatlemania)'의 재림이라 불릴 만큼 거대한 문화적 충격이었습니다. 언어와 국경의 장벽을 뛰어넘어 오직 음악이라는 순수한 열정으로 교감했던 1970년대 청춘들의 서정적 열기와 낭만적인 공기가 바이닐의 소리 골마다 아련히 박제되어 있습니다.</w:t>
+        <w:t>1970년대 후반의 일본은 서구 팝 음악을 능동적으로 수용하며 거대한 팬덤 문화를 형성하고 있었고, 미국에서는 새로운 음악적 돌파구를 찾던 청춘들이 존재했습니다. 동양의 무대에서 울려 퍼진 밴드의 음악과 관객들의 열화와 같은 외침은, 당시 동서양을 막론하고 음악이라는 순수한 언어로 연대했던 젊은 세대들의 찬란한 낭만과 카타르시스를 고스란히 박제하고 있습니다.</w:t>
       </w:r>
     </w:p>
     <w:p>
@@ -489,7 +508,7 @@
           <w:b w:val="0"/>
           <w:sz w:val="21"/>
         </w:rPr>
-        <w:t>스튜디오 버전을 무색하게 만드는 애수 어린 선율과 폭발적 훅(Hook)으로 빌보드 톱 10에 오른 "I Want You to Want Me", 반항적이면서도 유쾌한 청춘의 찬가인 "Surrender", 팻츠 도미노의 고전을 거친 하드 록으로 재해석하여 오프닝을 압도하는 "Ain't That a Shame" 등은 멜로디의 우아함과 라이브 특유의 원초적 활력을 동시에 선사합니다.</w:t>
+        <w:t>밴드의 이름을 세계에 각인시킨 'I Want You to Want Me'는 스튜디오 버전을 훌쩍 뛰어넘는 활력과 서정적인 훅으로 청자의 감성을 자극하며, 팻츠 도미노의 원곡을 강렬한 하드 록으로 재해석한 'Ain't That a Shame'은 압도적인 그루브를 자랑합니다. 앨범의 포문을 여는 'Surrender'는 위트 넘치는 가사와 묵직한 베이스 라인, 로빈 잰더의 맑고 힘 있는 보컬이 어우러진 시대를 초월한 록 앤서(Anthem)입니다.</w:t>
       </w:r>
     </w:p>
     <w:p>
@@ -520,7 +539,7 @@
           <w:b w:val="0"/>
           <w:sz w:val="21"/>
         </w:rPr>
-        <w:t>바늘이 플라스틱 그루브에 닿을 때 피어오르는 도쿄 현장의 함성과 진공관 앰프를 통해 배가되는 날렵한 기타 앰프의 크런치 톤은 아날로그 특유의 따뜻하고도 입체적인 무대감을 재현합니다. 묵직한 턴테이블 플래터 위에서 증폭되는 풍성한 중음역대와 단단한 베이스 울림에 귀를 기울이며, 마치 1978년 부도칸 관람석 한가운데 서 있는 듯한 현장감에 젖어보시길 권합니다.</w:t>
+        <w:t>본 음반의 백미는 현장의 공기를 입체적으로 재현하는 공간감에 있습니다. 따뜻하고 묵직한 배음을 들려주는 진공관 앰프와 중음역이 풍성한 카트리지를 통해 감상할 때, 관객들의 함성과 톰 피터슨의 12현 베이스가 뿜어내는 깊은 저역이 거실을 가득 채우며 마치 1978년 부도칸의 한가운데 서 있는 듯한 황홀한 현장감을 선사합니다.</w:t>
       </w:r>
     </w:p>
     <w:p>
@@ -551,7 +570,7 @@
           <w:b w:val="0"/>
           <w:sz w:val="21"/>
         </w:rPr>
-        <w:t>라이브 실황 앨범이 가질 수 있는 최상의 마법과 아날로그 미디어의 따뜻한 온기가 고스란히 담겨 있어, 록 컬렉터라면 결코 지나칠 수 없는 필청 음반입니다. 시대의 열풍을 실물로 간직할 수 있는 시각적·청각적 가치를 지닌 역사적 유산으로서 영구 소장의 품격을 지닙니다.</w:t>
+        <w:t>단순한 공연 기록을 넘어 대중음악사의 판도를 바꾼 '문화적 현상'을 기록한 바이닐입니다. 오리지널 발매반에 포함되었던 충실한 북클릿과 게이트폴드 커버는 당시의 뜨거웠던 시각적 기억까지 보존하고 있어, 정통 록과 아날로그 사운드를 사랑하는 오디오파일 및 LP 컬렉터라면 반드시 구비해야 할 불후의 명작입니다.</w:t>
       </w:r>
     </w:p>
     <w:p>
@@ -565,7 +584,7 @@
           <w:color w:val="4338CA"/>
           <w:sz w:val="21"/>
         </w:rPr>
-        <w:t>이 음반을 통해 도쿄 부도칸의 뜨거운 공기와 청춘의 낭만이 시간을 건너 아날로그 선율로 전해주는 감동을 다시 한번 경험해 보시는 것은 어떨까요?</w:t>
+        <w:t>이 음반을 통해 터질 듯한 젊음의 환희와 아날로그 바이닐이 전해주는 감동을 다시 한번 경험해 보시는 것은 어떨까요?</w:t>
       </w:r>
     </w:p>
     <w:sectPr>
